--- a/flow/20230914_vu_template/drafts/2024-04-g/30-ВТ-ап. Якова.docx
+++ b/flow/20230914_vu_template/drafts/2024-04-g/30-ВТ-ап. Якова.docx
@@ -10167,6 +10167,61 @@
     </w:p>
     <w:p>
       <w:pPr>
+        <w:pStyle w:val="a"/>
+      </w:pPr>
+      <w:r>
+        <w:rPr>
+          <w:rFonts w:ascii="Times New Roman" w:hAnsi="Times New Roman"/>
+          <w:i/>
+          <w:color w:val="FF0000"/>
+          <w:sz w:val="24"/>
+        </w:rPr>
+        <w:t>Тропар (г. 3):</w:t>
+      </w:r>
+      <w:r>
+        <w:rPr>
+          <w:rFonts w:ascii="Times New Roman" w:hAnsi="Times New Roman"/>
+          <w:sz w:val="24"/>
+        </w:rPr>
+        <w:t xml:space="preserve"> Апостолом Христовим був ти вибраний* і Богослова возлюбленого єдинородний брат, всехвальний Якове;* гріхів відпущення випроси тим, що співають тобі,* і душам нашим велику милість.</w:t>
+      </w:r>
+    </w:p>
+    <w:p>
+      <w:pPr>
+        <w:pStyle w:val="a"/>
+      </w:pPr>
+      <w:r>
+        <w:rPr>
+          <w:rFonts w:ascii="Times New Roman" w:hAnsi="Times New Roman"/>
+          <w:b/>
+          <w:sz w:val="24"/>
+        </w:rPr>
+        <w:t xml:space="preserve">Слава, і нині: </w:t>
+      </w:r>
+      <w:r>
+        <w:rPr>
+          <w:rFonts w:ascii="Times New Roman" w:hAnsi="Times New Roman"/>
+          <w:i/>
+          <w:color w:val="FF0000"/>
+          <w:sz w:val="24"/>
+        </w:rPr>
+        <w:t xml:space="preserve">Богородичний (г. 3): </w:t>
+      </w:r>
+      <w:r>
+        <w:rPr>
+          <w:rFonts w:ascii="Times New Roman" w:hAnsi="Times New Roman"/>
+          <w:sz w:val="24"/>
+        </w:rPr>
+        <w:t>Захисте й сило наша, Богородице,* могутня помічнице світу!* Твоєю молитвою спаси слуг твоїх від усякої біди,* єдина Благословенна.</w:t>
+      </w:r>
+    </w:p>
+    <w:p>
+      <w:pPr>
+        <w:pStyle w:val="a"/>
+      </w:pPr>
+    </w:p>
+    <w:p>
+      <w:pPr>
         <w:pStyle w:val="Heading2"/>
         <w:spacing w:before="0" w:after="120"/>
         <w:jc w:val="center"/>
@@ -15864,6 +15919,61 @@
           <w:sz w:val="24"/>
           <w:szCs w:val="24"/>
         </w:rPr>
+      </w:pPr>
+    </w:p>
+    <w:p>
+      <w:pPr>
+        <w:pStyle w:val="a"/>
+      </w:pPr>
+      <w:r>
+        <w:rPr>
+          <w:rFonts w:ascii="Times New Roman" w:hAnsi="Times New Roman"/>
+          <w:i/>
+          <w:color w:val="FF0000"/>
+          <w:sz w:val="24"/>
+        </w:rPr>
+        <w:t>Тропар (г. 3):</w:t>
+      </w:r>
+      <w:r>
+        <w:rPr>
+          <w:rFonts w:ascii="Times New Roman" w:hAnsi="Times New Roman"/>
+          <w:sz w:val="24"/>
+        </w:rPr>
+        <w:t xml:space="preserve"> Апостолом Христовим був ти вибраний* і Богослова возлюбленого єдинородний брат, всехвальний Якове;* гріхів відпущення випроси тим, що співають тобі,* і душам нашим велику милість.</w:t>
+      </w:r>
+    </w:p>
+    <w:p>
+      <w:pPr>
+        <w:pStyle w:val="a"/>
+      </w:pPr>
+      <w:r>
+        <w:rPr>
+          <w:rFonts w:ascii="Times New Roman" w:hAnsi="Times New Roman"/>
+          <w:b/>
+          <w:sz w:val="24"/>
+        </w:rPr>
+        <w:t xml:space="preserve">Слава, і нині: </w:t>
+      </w:r>
+      <w:r>
+        <w:rPr>
+          <w:rFonts w:ascii="Times New Roman" w:hAnsi="Times New Roman"/>
+          <w:i/>
+          <w:color w:val="FF0000"/>
+          <w:sz w:val="24"/>
+        </w:rPr>
+        <w:t xml:space="preserve">Богородичний (г. 3): </w:t>
+      </w:r>
+      <w:r>
+        <w:rPr>
+          <w:rFonts w:ascii="Times New Roman" w:hAnsi="Times New Roman"/>
+          <w:sz w:val="24"/>
+        </w:rPr>
+        <w:t>Кожний, де спасається, туди і слушно прибігає.* Який же інший такий захист є, як ти, Богородице,* що охороняєш душі наші?</w:t>
+      </w:r>
+    </w:p>
+    <w:p>
+      <w:pPr>
+        <w:pStyle w:val="a"/>
       </w:pPr>
     </w:p>
     <w:p>
